--- a/docs/thesis/thesis_plan.docx
+++ b/docs/thesis/thesis_plan.docx
@@ -350,6 +350,13 @@
         </w:rPr>
         <w:t>Anonim tárolás</w:t>
       </w:r>
+      <w:r>
+        <w:rPr>
+          <w:sz w:val="22"/>
+          <w:szCs w:val="22"/>
+        </w:rPr>
+        <w:t xml:space="preserve"> - kesz</w:t>
+      </w:r>
     </w:p>
     <w:p>
       <w:pPr>
@@ -370,6 +377,13 @@
         </w:rPr>
         <w:t>Csoportok</w:t>
       </w:r>
+      <w:r>
+        <w:rPr>
+          <w:sz w:val="22"/>
+          <w:szCs w:val="22"/>
+        </w:rPr>
+        <w:t xml:space="preserve"> - kesz</w:t>
+      </w:r>
     </w:p>
     <w:p>
       <w:pPr>
@@ -409,6 +423,13 @@
           <w:szCs w:val="22"/>
         </w:rPr>
         <w:t>Tervezés</w:t>
+      </w:r>
+      <w:r>
+        <w:rPr>
+          <w:sz w:val="22"/>
+          <w:szCs w:val="22"/>
+        </w:rPr>
+        <w:t xml:space="preserve"> - kesz</w:t>
       </w:r>
     </w:p>
     <w:p>

--- a/docs/thesis/thesis_plan.docx
+++ b/docs/thesis/thesis_plan.docx
@@ -290,6 +290,13 @@
         </w:rPr>
         <w:t>Kétfaktoros hitelesítés</w:t>
       </w:r>
+      <w:r>
+        <w:rPr>
+          <w:sz w:val="22"/>
+          <w:szCs w:val="22"/>
+        </w:rPr>
+        <w:t xml:space="preserve"> - kesz</w:t>
+      </w:r>
     </w:p>
     <w:p>
       <w:pPr>
@@ -382,6 +389,81 @@
           <w:sz w:val="22"/>
           <w:szCs w:val="22"/>
         </w:rPr>
+        <w:t xml:space="preserve"> </w:t>
+      </w:r>
+      <w:r>
+        <w:rPr>
+          <w:sz w:val="22"/>
+          <w:szCs w:val="22"/>
+        </w:rPr>
+        <w:t>–</w:t>
+      </w:r>
+      <w:r>
+        <w:rPr>
+          <w:sz w:val="22"/>
+          <w:szCs w:val="22"/>
+        </w:rPr>
+        <w:t xml:space="preserve"> kesz</w:t>
+      </w:r>
+      <w:r>
+        <w:rPr>
+          <w:sz w:val="22"/>
+          <w:szCs w:val="22"/>
+        </w:rPr>
+        <w:t>/merge</w:t>
+      </w:r>
+    </w:p>
+    <w:p>
+      <w:pPr>
+        <w:pStyle w:val="ListParagraph"/>
+        <w:numPr>
+          <w:ilvl w:val="0"/>
+          <w:numId w:val="1"/>
+        </w:numPr>
+        <w:rPr>
+          <w:sz w:val="22"/>
+          <w:szCs w:val="22"/>
+        </w:rPr>
+      </w:pPr>
+      <w:r>
+        <w:rPr>
+          <w:sz w:val="22"/>
+          <w:szCs w:val="22"/>
+        </w:rPr>
+        <w:t>Androidos alkalmazás</w:t>
+      </w:r>
+      <w:r>
+        <w:rPr>
+          <w:sz w:val="22"/>
+          <w:szCs w:val="22"/>
+        </w:rPr>
+        <w:t xml:space="preserve"> - keszul</w:t>
+      </w:r>
+    </w:p>
+    <w:p>
+      <w:pPr>
+        <w:pStyle w:val="ListParagraph"/>
+        <w:numPr>
+          <w:ilvl w:val="0"/>
+          <w:numId w:val="1"/>
+        </w:numPr>
+        <w:rPr>
+          <w:sz w:val="22"/>
+          <w:szCs w:val="22"/>
+        </w:rPr>
+      </w:pPr>
+      <w:r>
+        <w:rPr>
+          <w:sz w:val="22"/>
+          <w:szCs w:val="22"/>
+        </w:rPr>
+        <w:t>Tervezés</w:t>
+      </w:r>
+      <w:r>
+        <w:rPr>
+          <w:sz w:val="22"/>
+          <w:szCs w:val="22"/>
+        </w:rPr>
         <w:t xml:space="preserve"> - kesz</w:t>
       </w:r>
     </w:p>
@@ -402,54 +484,14 @@
           <w:sz w:val="22"/>
           <w:szCs w:val="22"/>
         </w:rPr>
-        <w:t>Androidos alkalmazás</w:t>
-      </w:r>
-    </w:p>
-    <w:p>
-      <w:pPr>
-        <w:pStyle w:val="ListParagraph"/>
-        <w:numPr>
-          <w:ilvl w:val="0"/>
-          <w:numId w:val="1"/>
-        </w:numPr>
-        <w:rPr>
-          <w:sz w:val="22"/>
-          <w:szCs w:val="22"/>
-        </w:rPr>
-      </w:pPr>
-      <w:r>
-        <w:rPr>
-          <w:sz w:val="22"/>
-          <w:szCs w:val="22"/>
-        </w:rPr>
-        <w:t>Tervezés</w:t>
-      </w:r>
-      <w:r>
-        <w:rPr>
-          <w:sz w:val="22"/>
-          <w:szCs w:val="22"/>
-        </w:rPr>
-        <w:t xml:space="preserve"> - kesz</w:t>
-      </w:r>
-    </w:p>
-    <w:p>
-      <w:pPr>
-        <w:pStyle w:val="ListParagraph"/>
-        <w:numPr>
-          <w:ilvl w:val="0"/>
-          <w:numId w:val="1"/>
-        </w:numPr>
-        <w:rPr>
-          <w:sz w:val="22"/>
-          <w:szCs w:val="22"/>
-        </w:rPr>
-      </w:pPr>
-      <w:r>
-        <w:rPr>
-          <w:sz w:val="22"/>
-          <w:szCs w:val="22"/>
-        </w:rPr>
         <w:t>Tesztelés</w:t>
+      </w:r>
+      <w:r>
+        <w:rPr>
+          <w:sz w:val="22"/>
+          <w:szCs w:val="22"/>
+        </w:rPr>
+        <w:t xml:space="preserve"> - keszul</w:t>
       </w:r>
     </w:p>
     <w:p>
@@ -878,7 +920,21 @@
           <w:sz w:val="22"/>
           <w:szCs w:val="22"/>
         </w:rPr>
-        <w:t>OAuth2 protokol segítségével a felhasználó bejelentkezéskor egy Challenge választ kap, ami a megfelelő külső provider oldalára visz, ahol a felhasználó azonosítást követően felhasználói fiókot kap (ha még nem létezett), és így tudja használni az alkalmazást</w:t>
+        <w:t>OAuth2 protokol se</w:t>
+      </w:r>
+      <w:r>
+        <w:rPr>
+          <w:sz w:val="22"/>
+          <w:szCs w:val="22"/>
+        </w:rPr>
+        <w:t xml:space="preserve">  </w:t>
+      </w:r>
+      <w:r>
+        <w:rPr>
+          <w:sz w:val="22"/>
+          <w:szCs w:val="22"/>
+        </w:rPr>
+        <w:t>gítségével a felhasználó bejelentkezéskor egy Challenge választ kap, ami a megfelelő külső provider oldalára visz, ahol a felhasználó azonosítást követően felhasználói fiókot kap (ha még nem létezett), és így tudja használni az alkalmazást</w:t>
       </w:r>
     </w:p>
     <w:p>
